--- a/Report_23053048.docx
+++ b/Report_23053048.docx
@@ -61,8 +61,6 @@
       <w:pPr>
         <w:spacing w:before="200" w:after="100"/>
         <w:jc w:val="center"/>
-      </w:pPr>
-      <w:r>
         <w:rPr>
           <w:rFonts w:ascii="Arial" w:hAnsi="Arial" w:eastAsia="Arial" w:cs="Arial"/>
           <w:i/>
@@ -71,8 +69,32 @@
           <w:sz w:val="28"/>
           <w:szCs w:val="28"/>
         </w:rPr>
+      </w:pPr>
+      <w:r>
+        <w:rPr>
+          <w:rFonts w:ascii="Arial" w:hAnsi="Arial" w:eastAsia="Arial" w:cs="Arial"/>
+          <w:i/>
+          <w:iCs/>
+          <w:color w:val="444444"/>
+          <w:sz w:val="28"/>
+          <w:szCs w:val="28"/>
+        </w:rPr>
         <w:t>Parameter-Efficient Fine-Tuning of BERT on SQuAD</w:t>
       </w:r>
+    </w:p>
+    <w:p>
+      <w:pPr>
+        <w:spacing w:before="200" w:after="100"/>
+        <w:jc w:val="center"/>
+        <w:rPr>
+          <w:rFonts w:ascii="Arial" w:hAnsi="Arial" w:eastAsia="Arial" w:cs="Arial"/>
+          <w:i/>
+          <w:iCs/>
+          <w:color w:val="444444"/>
+          <w:sz w:val="28"/>
+          <w:szCs w:val="28"/>
+        </w:rPr>
+      </w:pPr>
     </w:p>
     <w:p>
       <w:pPr>
@@ -210,6 +232,27 @@
           <w:lang w:val="en-US"/>
         </w:rPr>
         <w:t>Section:CSE-37</w:t>
+      </w:r>
+    </w:p>
+    <w:p>
+      <w:pPr>
+        <w:spacing w:before="300" w:after="40"/>
+        <w:jc w:val="center"/>
+        <w:rPr>
+          <w:rFonts w:hint="default" w:ascii="Bahnschrift" w:hAnsi="Bahnschrift" w:cs="Bahnschrift"/>
+          <w:sz w:val="32"/>
+          <w:szCs w:val="32"/>
+          <w:lang w:val="en-US"/>
+        </w:rPr>
+      </w:pPr>
+      <w:r>
+        <w:rPr>
+          <w:rFonts w:hint="default" w:ascii="Bahnschrift" w:hAnsi="Bahnschrift" w:cs="Bahnschrift"/>
+          <w:sz w:val="32"/>
+          <w:szCs w:val="32"/>
+          <w:lang w:val="en-US"/>
+        </w:rPr>
+        <w:t>GitHub:https://github.com/Harru95/PERT_NLP_THIRDYEAR_PROJECT</w:t>
       </w:r>
       <w:bookmarkStart w:id="0" w:name="_GoBack"/>
       <w:bookmarkEnd w:id="0"/>

--- a/Report_23053048.docx
+++ b/Report_23053048.docx
@@ -252,7 +252,7 @@
           <w:szCs w:val="32"/>
           <w:lang w:val="en-US"/>
         </w:rPr>
-        <w:t>GitHub:https://github.com/Harru95/PERT_NLP_THIRDYEAR_PROJECT</w:t>
+        <w:t>GitHub:https://github.com/Harru95/PEFT_NLP_THIRDYEAR_PROJECT</w:t>
       </w:r>
       <w:bookmarkStart w:id="0" w:name="_GoBack"/>
       <w:bookmarkEnd w:id="0"/>
